--- a/reports/hypothesis/2026-06-13.docx
+++ b/reports/hypothesis/2026-06-13.docx
@@ -15,7 +15,7 @@
         <w:rPr>
           <w:i/>
         </w:rPr>
-        <w:t>생성일: 2026-06-13 09:15 KST  |  표본: 측정소당 최소 2460건 / 총 12475건</w:t>
+        <w:t>생성일: 2026-06-13 13:48 KST  |  표본: 측정소당 최소 2465건 / 총 12500건</w:t>
       </w:r>
     </w:p>
     <w:p>
@@ -143,7 +143,7 @@
           </w:tcPr>
           <w:p>
             <w:r>
-              <w:t>36.777</w:t>
+              <w:t>36.746</w:t>
             </w:r>
           </w:p>
         </w:tc>
@@ -153,7 +153,7 @@
           </w:tcPr>
           <w:p>
             <w:r>
-              <w:t>33.708</w:t>
+              <w:t>33.675</w:t>
             </w:r>
           </w:p>
         </w:tc>
@@ -163,7 +163,7 @@
           </w:tcPr>
           <w:p>
             <w:r>
-              <w:t>+3.070</w:t>
+              <w:t>+3.071</w:t>
             </w:r>
           </w:p>
         </w:tc>
@@ -215,7 +215,7 @@
           </w:tcPr>
           <w:p>
             <w:r>
-              <w:t>20.534</w:t>
+              <w:t>20.517</w:t>
             </w:r>
           </w:p>
         </w:tc>
@@ -225,7 +225,7 @@
           </w:tcPr>
           <w:p>
             <w:r>
-              <w:t>17.594</w:t>
+              <w:t>17.590</w:t>
             </w:r>
           </w:p>
         </w:tc>
@@ -235,7 +235,7 @@
           </w:tcPr>
           <w:p>
             <w:r>
-              <w:t>+2.939</w:t>
+              <w:t>+2.927</w:t>
             </w:r>
           </w:p>
         </w:tc>
@@ -409,7 +409,7 @@
           </w:tcPr>
           <w:p>
             <w:r>
-              <w:t>-0.22 (작음)</w:t>
+              <w:t>-0.21 (작음)</w:t>
             </w:r>
           </w:p>
         </w:tc>
@@ -660,7 +660,7 @@
           </w:tcPr>
           <w:p>
             <w:r>
-              <w:t>32.25</w:t>
+              <w:t>32.22</w:t>
             </w:r>
           </w:p>
         </w:tc>
@@ -722,7 +722,7 @@
           </w:tcPr>
           <w:p>
             <w:r>
-              <w:t>78.65</w:t>
+              <w:t>78.82</w:t>
             </w:r>
           </w:p>
         </w:tc>
@@ -784,7 +784,7 @@
           </w:tcPr>
           <w:p>
             <w:r>
-              <w:t>11.71</w:t>
+              <w:t>11.80</w:t>
             </w:r>
           </w:p>
         </w:tc>
@@ -846,7 +846,7 @@
           </w:tcPr>
           <w:p>
             <w:r>
-              <w:t>161.86</w:t>
+              <w:t>161.82</w:t>
             </w:r>
           </w:p>
         </w:tc>
@@ -908,7 +908,7 @@
           </w:tcPr>
           <w:p>
             <w:r>
-              <w:t>66.17</w:t>
+              <w:t>66.23</w:t>
             </w:r>
           </w:p>
         </w:tc>
@@ -970,7 +970,7 @@
           </w:tcPr>
           <w:p>
             <w:r>
-              <w:t>143.85</w:t>
+              <w:t>143.45</w:t>
             </w:r>
           </w:p>
         </w:tc>
@@ -1000,7 +1000,7 @@
           </w:tcPr>
           <w:p>
             <w:r>
-              <w:t>0.046</w:t>
+              <w:t>0.045</w:t>
             </w:r>
           </w:p>
         </w:tc>
@@ -1029,7 +1029,7 @@
         <w:pStyle w:val="ListBullet"/>
       </w:pPr>
       <w:r>
-        <w:t>'산단 영향군'가 '베이스라인'보다 평균 2.94 높음 (p=0.0000, 효과크기 작음 d=0.22).</w:t>
+        <w:t>'산단 영향군'가 '베이스라인'보다 평균 2.93 높음 (p=0.0000, 효과크기 작음 d=0.22).</w:t>
       </w:r>
     </w:p>
     <w:p>
